--- a/database/sample_document_uploads/job_order_JO-2026-0001.docx
+++ b/database/sample_document_uploads/job_order_JO-2026-0001.docx
@@ -7,7 +7,7 @@
         <w:pStyle w:val="PreformattedText"/>
         <w:bidi w:val="0"/>
         <w:spacing w:before="0" w:after="0"/>
-        <w:jc w:val="start"/>
+        <w:jc w:val="left"/>
         <w:rPr/>
       </w:pPr>
       <w:r>
@@ -20,185 +20,120 @@
         <w:pStyle w:val="PreformattedText"/>
         <w:bidi w:val="0"/>
         <w:spacing w:before="0" w:after="0"/>
-        <w:jc w:val="start"/>
-        <w:rPr/>
-      </w:pPr>
-      <w:r>
-        <w:rPr/>
-      </w:r>
-    </w:p>
-    <w:p>
-      <w:pPr>
-        <w:pStyle w:val="PreformattedText"/>
-        <w:bidi w:val="0"/>
-        <w:spacing w:before="0" w:after="0"/>
-        <w:jc w:val="start"/>
-        <w:rPr/>
-      </w:pPr>
-      <w:r>
-        <w:rPr/>
-        <w:t>Requested by: Angelica Bautista, on behalf of the Engineering department.</w:t>
-      </w:r>
-    </w:p>
-    <w:p>
-      <w:pPr>
-        <w:pStyle w:val="PreformattedText"/>
-        <w:bidi w:val="0"/>
-        <w:spacing w:before="0" w:after="0"/>
-        <w:jc w:val="start"/>
-        <w:rPr/>
-      </w:pPr>
-      <w:r>
-        <w:rPr/>
-        <w:t>Date requested: June 24, 2026.</w:t>
-      </w:r>
-    </w:p>
-    <w:p>
-      <w:pPr>
-        <w:pStyle w:val="PreformattedText"/>
-        <w:bidi w:val="0"/>
-        <w:spacing w:before="0" w:after="0"/>
-        <w:jc w:val="start"/>
-        <w:rPr/>
-      </w:pPr>
-      <w:r>
-        <w:rPr/>
-      </w:r>
-    </w:p>
-    <w:p>
-      <w:pPr>
-        <w:pStyle w:val="PreformattedText"/>
-        <w:bidi w:val="0"/>
-        <w:spacing w:before="0" w:after="0"/>
-        <w:jc w:val="start"/>
-        <w:rPr/>
-      </w:pPr>
-      <w:r>
-        <w:rPr/>
-        <w:t>Description of work: the automatic sliding door at the main entrance has been</w:t>
-      </w:r>
-    </w:p>
-    <w:p>
-      <w:pPr>
-        <w:pStyle w:val="PreformattedText"/>
-        <w:bidi w:val="0"/>
-        <w:spacing w:before="0" w:after="0"/>
-        <w:jc w:val="start"/>
-        <w:rPr/>
-      </w:pPr>
-      <w:r>
-        <w:rPr/>
-        <w:t>sticking intermittently and failing to close fully on some cycles, creating a</w:t>
-      </w:r>
-    </w:p>
-    <w:p>
-      <w:pPr>
-        <w:pStyle w:val="PreformattedText"/>
-        <w:bidi w:val="0"/>
-        <w:spacing w:before="0" w:after="0"/>
-        <w:jc w:val="start"/>
-        <w:rPr/>
-      </w:pPr>
-      <w:r>
-        <w:rPr/>
-        <w:t>security and air-conditioning loss concern. Please inspect the door's track,</w:t>
-      </w:r>
-    </w:p>
-    <w:p>
-      <w:pPr>
-        <w:pStyle w:val="PreformattedText"/>
-        <w:bidi w:val="0"/>
-        <w:spacing w:before="0" w:after="0"/>
-        <w:jc w:val="start"/>
-        <w:rPr/>
-      </w:pPr>
-      <w:r>
-        <w:rPr/>
-        <w:t>sensors, and motor assembly, clean and re-lubricate the rail, and recalibrate</w:t>
-      </w:r>
-    </w:p>
-    <w:p>
-      <w:pPr>
-        <w:pStyle w:val="PreformattedText"/>
-        <w:bidi w:val="0"/>
-        <w:spacing w:before="0" w:after="0"/>
-        <w:jc w:val="start"/>
-        <w:rPr/>
-      </w:pPr>
-      <w:r>
-        <w:rPr/>
-        <w:t>the sensor range so the door opens and closes reliably. Test through at least</w:t>
-      </w:r>
-    </w:p>
-    <w:p>
-      <w:pPr>
-        <w:pStyle w:val="PreformattedText"/>
-        <w:bidi w:val="0"/>
-        <w:spacing w:before="0" w:after="0"/>
-        <w:jc w:val="start"/>
-        <w:rPr/>
-      </w:pPr>
-      <w:r>
-        <w:rPr/>
-        <w:t>ten full cycles before signing off.</w:t>
-      </w:r>
-    </w:p>
-    <w:p>
-      <w:pPr>
-        <w:pStyle w:val="PreformattedText"/>
-        <w:bidi w:val="0"/>
-        <w:spacing w:before="0" w:after="0"/>
-        <w:jc w:val="start"/>
-        <w:rPr/>
-      </w:pPr>
-      <w:r>
-        <w:rPr/>
-      </w:r>
-    </w:p>
-    <w:p>
-      <w:pPr>
-        <w:pStyle w:val="PreformattedText"/>
-        <w:bidi w:val="0"/>
-        <w:spacing w:before="0" w:after="0"/>
-        <w:jc w:val="start"/>
-        <w:rPr/>
-      </w:pPr>
-      <w:r>
-        <w:rPr/>
-        <w:t>Priority: High</w:t>
-      </w:r>
-    </w:p>
-    <w:p>
-      <w:pPr>
-        <w:pStyle w:val="PreformattedText"/>
-        <w:bidi w:val="0"/>
-        <w:spacing w:before="0" w:after="0"/>
-        <w:jc w:val="start"/>
-        <w:rPr/>
-      </w:pPr>
-      <w:r>
-        <w:rPr/>
-        <w:t>Target Completion: June 27, 2026</w:t>
-      </w:r>
-    </w:p>
-    <w:p>
-      <w:pPr>
-        <w:pStyle w:val="PreformattedText"/>
-        <w:bidi w:val="0"/>
-        <w:spacing w:before="0" w:after="0"/>
-        <w:jc w:val="start"/>
-        <w:rPr/>
-      </w:pPr>
-      <w:r>
-        <w:rPr/>
-      </w:r>
-    </w:p>
-    <w:p>
-      <w:pPr>
-        <w:pStyle w:val="PreformattedText"/>
-        <w:bidi w:val="0"/>
-        <w:spacing w:before="0" w:after="0"/>
-        <w:jc w:val="start"/>
+        <w:jc w:val="left"/>
+        <w:rPr/>
+      </w:pPr>
+      <w:r>
+        <w:rPr/>
+      </w:r>
+    </w:p>
+    <w:p>
+      <w:pPr>
+        <w:pStyle w:val="PreformattedText"/>
+        <w:bidi w:val="0"/>
+        <w:spacing w:before="0" w:after="0"/>
+        <w:jc w:val="left"/>
+        <w:rPr/>
+      </w:pPr>
+      <w:r>
+        <w:rPr/>
+        <w:t>Requested by: Christina Villa, on behalf of the Engineering department.</w:t>
+      </w:r>
+    </w:p>
+    <w:p>
+      <w:pPr>
+        <w:pStyle w:val="PreformattedText"/>
+        <w:bidi w:val="0"/>
+        <w:spacing w:before="0" w:after="0"/>
+        <w:jc w:val="left"/>
+        <w:rPr/>
+      </w:pPr>
+      <w:r>
+        <w:rPr/>
+        <w:t>Date requested: October 5, 2026.</w:t>
+      </w:r>
+    </w:p>
+    <w:p>
+      <w:pPr>
+        <w:pStyle w:val="PreformattedText"/>
+        <w:bidi w:val="0"/>
+        <w:spacing w:before="0" w:after="0"/>
+        <w:jc w:val="left"/>
+        <w:rPr/>
+      </w:pPr>
+      <w:r>
+        <w:rPr/>
+      </w:r>
+    </w:p>
+    <w:p>
+      <w:pPr>
+        <w:pStyle w:val="PreformattedText"/>
+        <w:bidi w:val="0"/>
+        <w:spacing w:before="0" w:after="0"/>
+        <w:jc w:val="left"/>
+        <w:rPr/>
+      </w:pPr>
+      <w:r>
+        <w:rPr/>
+        <w:t>Description of work: the staff pantry sink on the third floor has a slow drain that backs up during the lunch rush, leaving standing water and a smell. Please clear the trap and drain line, inspect the supply valves for leaks, and replace the damaged strainer. Confirm the drain runs freely with the faucet at full flow.</w:t>
+      </w:r>
+    </w:p>
+    <w:p>
+      <w:pPr>
+        <w:pStyle w:val="PreformattedText"/>
+        <w:bidi w:val="0"/>
+        <w:spacing w:before="0" w:after="0"/>
+        <w:jc w:val="left"/>
+        <w:rPr/>
+      </w:pPr>
+      <w:r>
+        <w:rPr/>
+      </w:r>
+    </w:p>
+    <w:p>
+      <w:pPr>
+        <w:pStyle w:val="PreformattedText"/>
+        <w:bidi w:val="0"/>
+        <w:spacing w:before="0" w:after="0"/>
+        <w:jc w:val="left"/>
+        <w:rPr/>
+      </w:pPr>
+      <w:r>
+        <w:rPr/>
+        <w:t>Priority: Medium</w:t>
+      </w:r>
+    </w:p>
+    <w:p>
+      <w:pPr>
+        <w:pStyle w:val="PreformattedText"/>
+        <w:bidi w:val="0"/>
+        <w:spacing w:before="0" w:after="0"/>
+        <w:jc w:val="left"/>
+        <w:rPr/>
+      </w:pPr>
+      <w:r>
+        <w:rPr/>
+        <w:t>Target Completion: October 9, 2026</w:t>
+      </w:r>
+    </w:p>
+    <w:p>
+      <w:pPr>
+        <w:pStyle w:val="PreformattedText"/>
+        <w:bidi w:val="0"/>
+        <w:spacing w:before="0" w:after="0"/>
+        <w:jc w:val="left"/>
+        <w:rPr/>
+      </w:pPr>
+      <w:r>
+        <w:rPr/>
+      </w:r>
+    </w:p>
+    <w:p>
+      <w:pPr>
+        <w:pStyle w:val="PreformattedText"/>
+        <w:bidi w:val="0"/>
+        <w:spacing w:before="0" w:after="0"/>
+        <w:jc w:val="left"/>
         <w:rPr/>
       </w:pPr>
       <w:r>
